--- a/Model Introduction and user guide.docx
+++ b/Model Introduction and user guide.docx
@@ -8,13 +8,25 @@
         <w:jc w:val="center"/>
       </w:pPr>
       <w:r>
-        <w:t xml:space="preserve">User Guide for poultry </w:t>
+        <w:t xml:space="preserve">Model Introduction and </w:t>
+      </w:r>
+      <w:r>
+        <w:t xml:space="preserve">User Guide for </w:t>
+      </w:r>
+      <w:r>
+        <w:t>P</w:t>
+      </w:r>
+      <w:r>
+        <w:t xml:space="preserve">oultry </w:t>
       </w:r>
       <w:r>
         <w:t xml:space="preserve">QMRA </w:t>
       </w:r>
       <w:r>
-        <w:t>model</w:t>
+        <w:t>M</w:t>
+      </w:r>
+      <w:r>
+        <w:t>odel</w:t>
       </w:r>
     </w:p>
     <w:p>
@@ -24,7 +36,19 @@
     </w:p>
     <w:p>
       <w:r>
-        <w:t xml:space="preserve">Date of last update: 08/06/2025 </w:t>
+        <w:t xml:space="preserve">Date of last update: </w:t>
+      </w:r>
+      <w:r>
+        <w:t>11</w:t>
+      </w:r>
+      <w:r>
+        <w:t>/</w:t>
+      </w:r>
+      <w:r>
+        <w:t>11</w:t>
+      </w:r>
+      <w:r>
+        <w:t xml:space="preserve">/2025 </w:t>
       </w:r>
     </w:p>
     <w:p>
@@ -37,19 +61,7 @@
     </w:p>
     <w:p>
       <w:r>
-        <w:t xml:space="preserve">In 2024, </w:t>
-      </w:r>
-      <w:r>
-        <w:t>USDA</w:t>
-      </w:r>
-      <w:r>
-        <w:t>-</w:t>
-      </w:r>
-      <w:r>
-        <w:t xml:space="preserve">FSIS </w:t>
-      </w:r>
-      <w:r>
-        <w:t xml:space="preserve">published risk assessments for </w:t>
+        <w:t xml:space="preserve">Prevalence-based performance standards have guided </w:t>
       </w:r>
       <w:r>
         <w:rPr>
@@ -59,7 +71,59 @@
         <w:t>Salmonella</w:t>
       </w:r>
       <w:r>
-        <w:t xml:space="preserve"> in raw poultry products. Their studies supported the implementation of final product standards targeting high-concentration </w:t>
+        <w:t xml:space="preserve"> control in poultry industry, but concentration- and virulence-based final product standards could target the </w:t>
+      </w:r>
+      <w:proofErr w:type="gramStart"/>
+      <w:r>
+        <w:t>most risky</w:t>
+      </w:r>
+      <w:proofErr w:type="gramEnd"/>
+      <w:r>
+        <w:t xml:space="preserve"> contamination more specifically. We adapted our previous risk assessment for chicken parts</w:t>
+      </w:r>
+      <w:r>
+        <w:rPr>
+          <w:rFonts w:hint="eastAsia"/>
+          <w:lang w:eastAsia="zh-CN"/>
+        </w:rPr>
+        <w:t xml:space="preserve"> </w:t>
+      </w:r>
+      <w:r>
+        <w:t>to comminuted turkey to assess the risk in products implicated by different final product standards</w:t>
+      </w:r>
+      <w:r>
+        <w:rPr>
+          <w:lang w:eastAsia="zh-CN"/>
+        </w:rPr>
+        <w:t xml:space="preserve">, </w:t>
+      </w:r>
+      <w:r>
+        <w:t>incorporat</w:t>
+      </w:r>
+      <w:r>
+        <w:rPr>
+          <w:lang w:eastAsia="zh-CN"/>
+        </w:rPr>
+        <w:t>ing</w:t>
+      </w:r>
+      <w:r>
+        <w:t xml:space="preserve"> assumptions from FSIS 2024 risk assessments</w:t>
+      </w:r>
+      <w:r>
+        <w:rPr>
+          <w:rFonts w:hint="eastAsia"/>
+          <w:lang w:eastAsia="zh-CN"/>
+        </w:rPr>
+        <w:t>.</w:t>
+      </w:r>
+      <w:r>
+        <w:t xml:space="preserve"> We simulated the attributable fraction of illnesses from products contaminated over three level thresholds (0.0031 CFU/g, 1 CFU/g, and 10 CFU/g) and/or containing a serotype in three lists (“Top 3 most prevalent </w:t>
+      </w:r>
+      <w:r>
+        <w:t>higher-</w:t>
+      </w:r>
+      <w:r>
+        <w:t xml:space="preserve">virulence serotypes”, “All higher-virulence serotypes”, and “Higher-virulence proportion of each serotype”). Results showed that 87% of illnesses were attributed to the 0.56% of products with </w:t>
       </w:r>
       <w:r>
         <w:rPr>
@@ -69,102 +133,7 @@
         <w:t>Salmonella</w:t>
       </w:r>
       <w:r>
-        <w:t xml:space="preserve"> </w:t>
-      </w:r>
-      <w:r>
-        <w:t>and highly prevalent high-virulence serotypes. However, the efficiency of such standards has not been proved. To assess the impact of more specific standards,</w:t>
-      </w:r>
-      <w:r>
-        <w:rPr>
-          <w:lang w:eastAsia="zh-CN"/>
-        </w:rPr>
-        <w:t xml:space="preserve"> w</w:t>
-      </w:r>
-      <w:r>
-        <w:t>e adapted our</w:t>
-      </w:r>
-      <w:r>
-        <w:t xml:space="preserve"> previous risk assessment for chicken parts</w:t>
-      </w:r>
-      <w:r>
-        <w:rPr>
-          <w:rFonts w:hint="eastAsia"/>
-          <w:lang w:eastAsia="zh-CN"/>
-        </w:rPr>
-        <w:t xml:space="preserve"> </w:t>
-      </w:r>
-      <w:r>
-        <w:t xml:space="preserve">to </w:t>
-      </w:r>
-      <w:r>
-        <w:t>comminuted turkey</w:t>
-      </w:r>
-      <w:r>
-        <w:rPr>
-          <w:lang w:eastAsia="zh-CN"/>
-        </w:rPr>
-        <w:t xml:space="preserve">, </w:t>
-      </w:r>
-      <w:r>
-        <w:t>incorporat</w:t>
-      </w:r>
-      <w:r>
-        <w:rPr>
-          <w:lang w:eastAsia="zh-CN"/>
-        </w:rPr>
-        <w:t>ing</w:t>
-      </w:r>
-      <w:r>
-        <w:t xml:space="preserve"> </w:t>
-      </w:r>
-      <w:r>
-        <w:t>critical assumptions from FSIS risk assessment</w:t>
-      </w:r>
-      <w:r>
-        <w:t>s</w:t>
-      </w:r>
-      <w:r>
-        <w:rPr>
-          <w:rFonts w:hint="eastAsia"/>
-          <w:lang w:eastAsia="zh-CN"/>
-        </w:rPr>
-        <w:t>.</w:t>
-      </w:r>
-      <w:r>
-        <w:t xml:space="preserve"> We simulated the attributable fraction of illnesses from products contaminated over three level thresholds (0.0031 CFU/g, 1 CFU/g, and 10 CFU/g) and/or contained serotype in three lists (“Top 3 prevalent high-virulence serotypes”, “All high-virulence serotypes”, and “High-virulence proportion of each serotype”). Results showed that </w:t>
-      </w:r>
-      <w:r>
-        <w:t>8</w:t>
-      </w:r>
-      <w:r>
-        <w:t>7</w:t>
-      </w:r>
-      <w:r>
-        <w:t xml:space="preserve">% of illnesses </w:t>
-      </w:r>
-      <w:r>
-        <w:t>were</w:t>
-      </w:r>
-      <w:r>
-        <w:t xml:space="preserve"> attributed to</w:t>
-      </w:r>
-      <w:r>
-        <w:t xml:space="preserve"> the</w:t>
-      </w:r>
-      <w:r>
-        <w:t xml:space="preserve"> 0.</w:t>
-      </w:r>
-      <w:r>
-        <w:t>56</w:t>
-      </w:r>
-      <w:r>
-        <w:t>% of</w:t>
-      </w:r>
-      <w:r>
-        <w:t xml:space="preserve"> products</w:t>
-      </w:r>
-      <w:r>
-        <w:t xml:space="preserve"> with </w:t>
+        <w:t xml:space="preserve"> exceeding 10 CFU/g. Under more specific criteria of level “AND” serotype, 60% of illnesses were attributed to the 0.14% of products contaminated with </w:t>
       </w:r>
       <w:r>
         <w:rPr>
@@ -174,34 +143,7 @@
         <w:t>Salmonella</w:t>
       </w:r>
       <w:r>
-        <w:t xml:space="preserve"> </w:t>
-      </w:r>
-      <w:r>
-        <w:t xml:space="preserve">exceeding </w:t>
-      </w:r>
-      <w:r>
-        <w:t xml:space="preserve">10 CFU/g. </w:t>
-      </w:r>
-      <w:r>
-        <w:t>Under more specific criteria of level “AND” serotype, 60% of illnesses</w:t>
-      </w:r>
-      <w:r>
-        <w:t xml:space="preserve"> </w:t>
-      </w:r>
-      <w:r>
-        <w:t>were</w:t>
-      </w:r>
-      <w:r>
-        <w:t xml:space="preserve"> attributed to</w:t>
-      </w:r>
-      <w:r>
-        <w:t xml:space="preserve"> the 0.14% of products</w:t>
-      </w:r>
-      <w:r>
-        <w:t xml:space="preserve"> </w:t>
-      </w:r>
-      <w:r>
-        <w:t xml:space="preserve">contaminated with </w:t>
+        <w:t xml:space="preserve"> exceeding 10 CFU/g and one of the three most prevalent higher-virulence serotypes. Further, applying genomic-based clustering information, 75% of illnesses were attributed to slightly more products (0.19%) containing </w:t>
       </w:r>
       <w:r>
         <w:rPr>
@@ -211,28 +153,7 @@
         <w:t>Salmonella</w:t>
       </w:r>
       <w:r>
-        <w:t xml:space="preserve"> </w:t>
-      </w:r>
-      <w:r>
-        <w:t xml:space="preserve">exceeding </w:t>
-      </w:r>
-      <w:r>
-        <w:t xml:space="preserve">10 CFU/g </w:t>
-      </w:r>
-      <w:r>
-        <w:t>and one of</w:t>
-      </w:r>
-      <w:r>
-        <w:t xml:space="preserve"> </w:t>
-      </w:r>
-      <w:r>
-        <w:t>the three most prevalent high-virulence serotypes</w:t>
-      </w:r>
-      <w:r>
-        <w:t>.</w:t>
-      </w:r>
-      <w:r>
-        <w:t xml:space="preserve"> Further, applying genomic-based clustering information, 75% of illnesses were attributed to slightly more of products (0.19%) contained </w:t>
+        <w:t xml:space="preserve"> exceeding 10 CFU/g and higher-virulence proportion of each serotype. Under the less specific standard, however, 99% of illnesses were attributed to the 5.7% of products containing </w:t>
       </w:r>
       <w:r>
         <w:rPr>
@@ -242,106 +163,164 @@
         <w:t>Salmonella</w:t>
       </w:r>
       <w:r>
-        <w:t xml:space="preserve"> exceeding 10 CFU/g and high-virulence proportion of each serotype.</w:t>
-      </w:r>
-      <w:r>
-        <w:t xml:space="preserve"> </w:t>
-      </w:r>
-      <w:r>
-        <w:t xml:space="preserve">Under the less specific standard, however, 99% of illnesses were attributed to the 5.7% of products contained </w:t>
-      </w:r>
-      <w:r>
-        <w:rPr>
-          <w:i/>
-          <w:iCs/>
-        </w:rPr>
-        <w:t>Salmonella</w:t>
-      </w:r>
-      <w:r>
-        <w:t xml:space="preserve"> exceeding 10 CFU/g “OR” one of</w:t>
-      </w:r>
-      <w:r>
-        <w:t xml:space="preserve"> </w:t>
-      </w:r>
-      <w:r>
-        <w:t xml:space="preserve">the three most prevalent high-virulence serotypes. </w:t>
-      </w:r>
-      <w:r>
-        <w:t xml:space="preserve">Our study </w:t>
-      </w:r>
-      <w:r>
-        <w:t xml:space="preserve">demonstrated that </w:t>
-      </w:r>
-      <w:r>
-        <w:t xml:space="preserve">most salmonellosis risk is concentrated in </w:t>
-      </w:r>
-      <w:r>
-        <w:t xml:space="preserve">comminuted turkey </w:t>
-      </w:r>
-      <w:r>
-        <w:t>products with high</w:t>
-      </w:r>
-      <w:r>
-        <w:t xml:space="preserve"> </w:t>
-      </w:r>
-      <w:r>
-        <w:t>levels of</w:t>
-      </w:r>
-      <w:r>
-        <w:t xml:space="preserve"> </w:t>
-      </w:r>
-      <w:r>
-        <w:t>high-virulen</w:t>
-      </w:r>
-      <w:r>
-        <w:t>ce</w:t>
-      </w:r>
-      <w:r>
-        <w:t xml:space="preserve"> </w:t>
-      </w:r>
-      <w:r>
-        <w:t>contaminations. Importantly, m</w:t>
-      </w:r>
-      <w:r>
-        <w:t>ore specifically targeting those products</w:t>
-      </w:r>
-      <w:r>
-        <w:t xml:space="preserve"> can</w:t>
-      </w:r>
-      <w:r>
-        <w:t xml:space="preserve"> efficiently </w:t>
-      </w:r>
-      <w:r>
-        <w:t xml:space="preserve">reduce </w:t>
-      </w:r>
-      <w:r>
-        <w:t>public health</w:t>
-      </w:r>
-      <w:r>
-        <w:t xml:space="preserve"> risk</w:t>
-      </w:r>
-      <w:r>
-        <w:t xml:space="preserve"> while minimizing</w:t>
-      </w:r>
-      <w:r>
-        <w:t xml:space="preserve"> </w:t>
-      </w:r>
-      <w:r>
-        <w:t>products</w:t>
-      </w:r>
-      <w:r>
-        <w:t xml:space="preserve"> </w:t>
-      </w:r>
-      <w:r>
-        <w:t>implicated.</w:t>
+        <w:t xml:space="preserve"> exceeding 10 CFU/g “OR” one of the three most prevalent higher-virulence serotypes. Our study demonstrated that most salmonellosis risk is concentrated in comminuted turkey products with high levels of higher-virulence contaminations. Importantly, more specifically targeting those products could efficiently reduce public health risk while minimizing products implicated.</w:t>
       </w:r>
     </w:p>
     <w:p>
       <w:pPr>
         <w:pStyle w:val="Heading2"/>
       </w:pPr>
-    </w:p>
-    <w:p/>
+      <w:r>
+        <w:t>Raw data</w:t>
+      </w:r>
+    </w:p>
+    <w:p>
+      <w:pPr>
+        <w:rPr>
+          <w:rFonts w:cs="Times New Roman"/>
+        </w:rPr>
+      </w:pPr>
+      <w:r>
+        <w:t xml:space="preserve">The raw data </w:t>
+      </w:r>
+      <w:r>
+        <w:rPr>
+          <w:rFonts w:cs="Times New Roman"/>
+        </w:rPr>
+        <w:t>w</w:t>
+      </w:r>
+      <w:r>
+        <w:rPr>
+          <w:rFonts w:cs="Times New Roman"/>
+        </w:rPr>
+        <w:t>as</w:t>
+      </w:r>
+      <w:r>
+        <w:rPr>
+          <w:rFonts w:cs="Times New Roman"/>
+        </w:rPr>
+        <w:t xml:space="preserve"> retrieved from FSIS Laboratory Sampling Data Webpage in September 2024</w:t>
+      </w:r>
+      <w:r>
+        <w:rPr>
+          <w:rFonts w:cs="Times New Roman"/>
+        </w:rPr>
+        <w:t xml:space="preserve">. </w:t>
+      </w:r>
+    </w:p>
+    <w:p>
+      <w:pPr>
+        <w:pStyle w:val="Heading2"/>
+      </w:pPr>
+      <w:r>
+        <w:t>Level fitting and Serotype distribution</w:t>
+      </w:r>
+    </w:p>
+    <w:p>
+      <w:r>
+        <w:t>“</w:t>
+      </w:r>
+      <w:proofErr w:type="spellStart"/>
+      <w:r>
+        <w:t>Poultry_Level_Fitting_Sereotype_Distribution</w:t>
+      </w:r>
+      <w:r>
+        <w:t>.rmd</w:t>
+      </w:r>
+      <w:proofErr w:type="spellEnd"/>
+      <w:r>
+        <w:t>” file includes the code for fitting log</w:t>
+      </w:r>
+      <w:r>
+        <w:rPr>
+          <w:vertAlign w:val="subscript"/>
+        </w:rPr>
+        <w:t>10</w:t>
+      </w:r>
+      <w:r>
+        <w:t xml:space="preserve">-normal distribution for data using MPN method and qPCR method. The code to extract the serotype distribution for both datasets (2016-2021 and 2023-2024) is also included in this </w:t>
+      </w:r>
+      <w:proofErr w:type="spellStart"/>
+      <w:r>
+        <w:t>rmd</w:t>
+      </w:r>
+      <w:proofErr w:type="spellEnd"/>
+      <w:r>
+        <w:t xml:space="preserve"> file.   </w:t>
+      </w:r>
+    </w:p>
+    <w:p>
+      <w:pPr>
+        <w:pStyle w:val="Heading2"/>
+      </w:pPr>
+      <w:r>
+        <w:t xml:space="preserve">Risk model  </w:t>
+      </w:r>
+    </w:p>
+    <w:p>
+      <w:r>
+        <w:t>“</w:t>
+      </w:r>
+      <w:r>
+        <w:t xml:space="preserve">Turkey </w:t>
+      </w:r>
+      <w:proofErr w:type="spellStart"/>
+      <w:r>
+        <w:t>model_majority_clustering</w:t>
+      </w:r>
+      <w:r>
+        <w:t>.rmd</w:t>
+      </w:r>
+      <w:proofErr w:type="spellEnd"/>
+      <w:r>
+        <w:t xml:space="preserve">” file contains the code to run the QMRA using serotype-specific dose-response model with majority clustering method. </w:t>
+      </w:r>
+    </w:p>
+    <w:p>
+      <w:r>
+        <w:t>“</w:t>
+      </w:r>
+      <w:r>
+        <w:t xml:space="preserve">Turkey </w:t>
+      </w:r>
+      <w:proofErr w:type="spellStart"/>
+      <w:r>
+        <w:t>model_</w:t>
+      </w:r>
+      <w:r>
+        <w:t>proportion</w:t>
+      </w:r>
+      <w:r>
+        <w:t>_clustering</w:t>
+      </w:r>
+      <w:r>
+        <w:t>.rmd</w:t>
+      </w:r>
+      <w:proofErr w:type="spellEnd"/>
+      <w:r>
+        <w:t xml:space="preserve">” file contains the code to run the QMRA using serotype-specific dose-response model with </w:t>
+      </w:r>
+      <w:r>
+        <w:t>proportion</w:t>
+      </w:r>
+      <w:r>
+        <w:t xml:space="preserve"> clustering method. </w:t>
+      </w:r>
+    </w:p>
+    <w:p>
+      <w:r>
+        <w:t>Frist, run the</w:t>
+      </w:r>
+      <w:r>
+        <w:t xml:space="preserve"> first chunk to load required library and</w:t>
+      </w:r>
+      <w:r>
+        <w:t xml:space="preserve"> functions</w:t>
+      </w:r>
+      <w:r>
+        <w:t xml:space="preserve">. Then, run the chunks (started from Lines 16XX) for model runs for different scenarios. Note: use the instructions to set your inputs and variables.  </w:t>
+      </w:r>
+    </w:p>
     <w:p/>
     <w:sectPr>
       <w:pgSz w:w="12240" w:h="15840"/>
